--- a/public/templates/command-center/Aurixa_Finance_Strategy_Report_SAMPLE.docx
+++ b/public/templates/command-center/Aurixa_Finance_Strategy_Report_SAMPLE.docx
@@ -7300,7 +7300,7 @@
           </w:p>
           <w:p>
             <w:pPr>
-              <w:keepNext w:val="0"/>
+              <w:keepNext/>
               <w:keepLines/>
               <w:pageBreakBefore w:val="0"/>
               <w:widowControl w:val="1"/>

--- a/public/templates/command-center/Aurixa_Finance_Strategy_Report_SAMPLE.docx
+++ b/public/templates/command-center/Aurixa_Finance_Strategy_Report_SAMPLE.docx
@@ -383,7 +383,7 @@
         <w:keepLines/>
         <w:pageBreakBefore w:val="0"/>
         <w:widowControl w:val="1"/>
-        <w:spacing w:before="0" w:after="0" w:line="160" w:lineRule="exact"/>
+        <w:spacing w:before="0" w:after="0" w:line="3912" w:lineRule="exact"/>
       </w:pPr>
       <w:r>
         <w:rPr>
@@ -438,7 +438,7 @@
           </w:tcPr>
           <w:p>
             <w:pPr>
-              <w:keepNext w:val="0"/>
+              <w:keepNext/>
               <w:keepLines/>
               <w:pageBreakBefore w:val="0"/>
               <w:widowControl w:val="1"/>
@@ -479,7 +479,7 @@
           </w:tcPr>
           <w:p>
             <w:pPr>
-              <w:keepNext w:val="0"/>
+              <w:keepNext/>
               <w:keepLines/>
               <w:pageBreakBefore w:val="0"/>
               <w:widowControl w:val="1"/>
@@ -518,7 +518,7 @@
           </w:tcPr>
           <w:p>
             <w:pPr>
-              <w:keepNext w:val="0"/>
+              <w:keepNext/>
               <w:keepLines/>
               <w:pageBreakBefore w:val="0"/>
               <w:widowControl w:val="1"/>
@@ -559,7 +559,7 @@
           </w:tcPr>
           <w:p>
             <w:pPr>
-              <w:keepNext w:val="0"/>
+              <w:keepNext/>
               <w:keepLines/>
               <w:pageBreakBefore w:val="0"/>
               <w:widowControl w:val="1"/>
@@ -604,7 +604,7 @@
           </w:tcPr>
           <w:p>
             <w:pPr>
-              <w:keepNext w:val="0"/>
+              <w:keepNext/>
               <w:keepLines/>
               <w:pageBreakBefore w:val="0"/>
               <w:widowControl w:val="1"/>
@@ -645,7 +645,7 @@
           </w:tcPr>
           <w:p>
             <w:pPr>
-              <w:keepNext w:val="0"/>
+              <w:keepNext/>
               <w:keepLines/>
               <w:pageBreakBefore w:val="0"/>
               <w:widowControl w:val="1"/>
@@ -684,7 +684,7 @@
           </w:tcPr>
           <w:p>
             <w:pPr>
-              <w:keepNext w:val="0"/>
+              <w:keepNext/>
               <w:keepLines/>
               <w:pageBreakBefore w:val="0"/>
               <w:widowControl w:val="1"/>
@@ -725,7 +725,7 @@
           </w:tcPr>
           <w:p>
             <w:pPr>
-              <w:keepNext w:val="0"/>
+              <w:keepNext/>
               <w:keepLines/>
               <w:pageBreakBefore w:val="0"/>
               <w:widowControl w:val="1"/>
@@ -916,13 +916,13 @@
       <w:pPr>
         <w:keepNext w:val="0"/>
         <w:keepLines/>
-        <w:pageBreakBefore w:val="0"/>
+        <w:pageBreakBefore w:val="1"/>
         <w:widowControl w:val="1"/>
-        <w:spacing w:before="0" w:after="0"/>
+        <w:spacing w:before="0" w:after="0" w:line="20" w:lineRule="exact"/>
+        <w:rPr>
+          <w:sz w:val="2"/>
+        </w:rPr>
       </w:pPr>
-      <w:r>
-        <w:br w:type="page"/>
-      </w:r>
     </w:p>
     <w:tbl>
       <w:tblPr>
@@ -1028,7 +1028,7 @@
     </w:tbl>
     <w:p>
       <w:pPr>
-        <w:keepNext w:val="0"/>
+        <w:keepNext w:val="1"/>
         <w:keepLines/>
         <w:pageBreakBefore w:val="0"/>
         <w:widowControl w:val="1"/>
@@ -1768,18 +1768,6 @@
         </w:tc>
       </w:tr>
     </w:tbl>
-    <w:p>
-      <w:pPr>
-        <w:keepNext w:val="0"/>
-        <w:keepLines/>
-        <w:pageBreakBefore w:val="0"/>
-        <w:widowControl w:val="1"/>
-        <w:spacing w:before="0" w:after="0"/>
-      </w:pPr>
-      <w:r>
-        <w:br w:type="page"/>
-      </w:r>
-    </w:p>
     <w:tbl>
       <w:tblPr>
         <w:tblW w:type="auto" w:w="0"/>
@@ -1884,7 +1872,7 @@
     </w:tbl>
     <w:p>
       <w:pPr>
-        <w:keepNext w:val="0"/>
+        <w:keepNext w:val="1"/>
         <w:keepLines/>
         <w:pageBreakBefore w:val="0"/>
         <w:widowControl w:val="1"/>
@@ -2549,7 +2537,7 @@
           </w:tcPr>
           <w:p>
             <w:pPr>
-              <w:keepNext w:val="0"/>
+              <w:keepNext/>
               <w:keepLines/>
               <w:pageBreakBefore w:val="0"/>
               <w:widowControl w:val="1"/>
@@ -2588,7 +2576,7 @@
           </w:tcPr>
           <w:p>
             <w:pPr>
-              <w:keepNext w:val="0"/>
+              <w:keepNext/>
               <w:keepLines/>
               <w:pageBreakBefore w:val="0"/>
               <w:widowControl w:val="1"/>
@@ -2627,7 +2615,7 @@
           </w:tcPr>
           <w:p>
             <w:pPr>
-              <w:keepNext w:val="0"/>
+              <w:keepNext/>
               <w:keepLines/>
               <w:pageBreakBefore w:val="0"/>
               <w:widowControl w:val="1"/>
@@ -2667,7 +2655,7 @@
           </w:tcPr>
           <w:p>
             <w:pPr>
-              <w:keepNext w:val="0"/>
+              <w:keepNext/>
               <w:keepLines/>
               <w:pageBreakBefore w:val="0"/>
               <w:widowControl w:val="1"/>
@@ -2707,7 +2695,7 @@
           </w:tcPr>
           <w:p>
             <w:pPr>
-              <w:keepNext w:val="0"/>
+              <w:keepNext/>
               <w:keepLines/>
               <w:pageBreakBefore w:val="0"/>
               <w:widowControl w:val="1"/>
@@ -2747,7 +2735,7 @@
           </w:tcPr>
           <w:p>
             <w:pPr>
-              <w:keepNext w:val="0"/>
+              <w:keepNext/>
               <w:keepLines/>
               <w:pageBreakBefore w:val="0"/>
               <w:widowControl w:val="1"/>
@@ -2786,7 +2774,7 @@
           </w:tcPr>
           <w:p>
             <w:pPr>
-              <w:keepNext w:val="0"/>
+              <w:keepNext/>
               <w:keepLines/>
               <w:pageBreakBefore w:val="0"/>
               <w:widowControl w:val="1"/>
@@ -3272,18 +3260,6 @@
         </w:tc>
       </w:tr>
     </w:tbl>
-    <w:p>
-      <w:pPr>
-        <w:keepNext w:val="0"/>
-        <w:keepLines/>
-        <w:pageBreakBefore w:val="0"/>
-        <w:widowControl w:val="1"/>
-        <w:spacing w:before="0" w:after="0"/>
-      </w:pPr>
-      <w:r>
-        <w:br w:type="page"/>
-      </w:r>
-    </w:p>
     <w:tbl>
       <w:tblPr>
         <w:tblW w:type="auto" w:w="0"/>
@@ -3388,7 +3364,7 @@
     </w:tbl>
     <w:p>
       <w:pPr>
-        <w:keepNext w:val="0"/>
+        <w:keepNext w:val="1"/>
         <w:keepLines/>
         <w:pageBreakBefore w:val="0"/>
         <w:widowControl w:val="1"/>
@@ -6292,18 +6268,6 @@
         </w:tc>
       </w:tr>
     </w:tbl>
-    <w:p>
-      <w:pPr>
-        <w:keepNext w:val="0"/>
-        <w:keepLines/>
-        <w:pageBreakBefore w:val="0"/>
-        <w:widowControl w:val="1"/>
-        <w:spacing w:before="0" w:after="0"/>
-      </w:pPr>
-      <w:r>
-        <w:br w:type="page"/>
-      </w:r>
-    </w:p>
     <w:tbl>
       <w:tblPr>
         <w:tblW w:type="auto" w:w="0"/>
@@ -6408,7 +6372,7 @@
     </w:tbl>
     <w:p>
       <w:pPr>
-        <w:keepNext w:val="0"/>
+        <w:keepNext w:val="1"/>
         <w:keepLines/>
         <w:pageBreakBefore w:val="0"/>
         <w:widowControl w:val="1"/>
@@ -8170,13 +8134,13 @@
       <w:pPr>
         <w:keepNext w:val="0"/>
         <w:keepLines/>
-        <w:pageBreakBefore w:val="0"/>
+        <w:pageBreakBefore w:val="1"/>
         <w:widowControl w:val="1"/>
-        <w:spacing w:before="0" w:after="0"/>
+        <w:spacing w:before="0" w:after="0" w:line="20" w:lineRule="exact"/>
+        <w:rPr>
+          <w:sz w:val="2"/>
+        </w:rPr>
       </w:pPr>
-      <w:r>
-        <w:br w:type="page"/>
-      </w:r>
     </w:p>
     <w:tbl>
       <w:tblPr>
@@ -8282,7 +8246,7 @@
     </w:tbl>
     <w:p>
       <w:pPr>
-        <w:keepNext w:val="0"/>
+        <w:keepNext w:val="1"/>
         <w:keepLines/>
         <w:pageBreakBefore w:val="0"/>
         <w:widowControl w:val="1"/>
